--- a/lab2/docs/REPORT.docx
+++ b/lab2/docs/REPORT.docx
@@ -178,7 +178,7 @@
           <ns0:rFonts ns0:ascii="Times New Roman" ns0:hAnsi="Times New Roman" ns0:cs="Times New Roman"/>
           <ns0:sz ns0:val="28"/>
         </ns0:rPr>
-        <ns0:t xml:space="preserve">Самостоятельное приложение «Расходы · ЛР2» использует пакет com.example.expenseslab2. Оно устанавливается одновременно с клиентом другой лабораторной. QSettings, локальная SQLite-база и offline-очередь изолированы; данные прежнего пакета com.example.expenses автоматически не переносятся.</ns0:t>
+        <ns0:t xml:space="preserve">Самостоятельное приложение «Расходы ЛР2» использует пакет com.example.expenseslab2. Оно устанавливается одновременно с клиентом другой лабораторной. QSettings, локальная SQLite-база и offline-очередь изолированы; данные прежнего пакета com.example.expenses автоматически не переносятся.</ns0:t>
       </ns0:r>
     </ns0:p>
     <ns0:p>
@@ -12229,7 +12229,7 @@
           <ns0:rFonts ns0:ascii="Courier New" ns0:hAnsi="Courier New" ns0:cs="Courier New"/>
           <ns0:sz ns0:val="17"/>
         </ns0:rPr>
-        <ns0:t xml:space="preserve">            Label { anchors.centerIn: parent; text: "Расходы · ЛР2\n" + expensesController.pendingCount + " в очереди"; horizontalAlignment: Text.AlignHCenter }</ns0:t>
+        <ns0:t xml:space="preserve">            Label { anchors.centerIn: parent; text: "Расходы ЛР2\n" + expensesController.pendingCount + " в очереди"; horizontalAlignment: Text.AlignHCenter }</ns0:t>
       </ns0:r>
     </ns0:p>
     <ns0:p>
@@ -12506,7 +12506,7 @@
           <ns0:rFonts ns0:ascii="Courier New" ns0:hAnsi="Courier New" ns0:cs="Courier New"/>
           <ns0:sz ns0:val="17"/>
         </ns0:rPr>
-        <ns0:t xml:space="preserve">            PageHeader { title: "Расходы · ЛР2"; description: "REST · HTTPS · SQLite" }</ns0:t>
+        <ns0:t xml:space="preserve">            PageHeader { title: "Расходы ЛР2" }</ns0:t>
       </ns0:r>
     </ns0:p>
     <ns0:p>
@@ -13961,7 +13961,7 @@
           <ns0:rFonts ns0:ascii="Courier New" ns0:hAnsi="Courier New" ns0:cs="Courier New"/>
           <ns0:sz ns0:val="17"/>
         </ns0:rPr>
-        <ns0:t xml:space="preserve">Name=Расходы · ЛР2</ns0:t>
+        <ns0:t xml:space="preserve">Name=Расходы ЛР2</ns0:t>
       </ns0:r>
     </ns0:p>
     <ns0:p>
@@ -14106,7 +14106,7 @@
           <ns0:rFonts ns0:ascii="Courier New" ns0:hAnsi="Courier New" ns0:cs="Courier New"/>
           <ns0:sz ns0:val="17"/>
         </ns0:rPr>
-        <ns0:t xml:space="preserve">Release: 2</ns0:t>
+        <ns0:t xml:space="preserve">Release: 3</ns0:t>
       </ns0:r>
     </ns0:p>
     <ns0:p>

--- a/lab2/docs/REPORT.docx
+++ b/lab2/docs/REPORT.docx
@@ -10200,7 +10200,7 @@
           <ns0:rFonts ns0:ascii="Courier New" ns0:hAnsi="Courier New" ns0:cs="Courier New"/>
           <ns0:sz ns0:val="17"/>
         </ns0:rPr>
-        <ns0:t xml:space="preserve">    api.baseUrl = settings.value("server", "https://192.168.0.118:8443").toString();</ns0:t>
+        <ns0:t xml:space="preserve">    api.baseUrl = settings.value("server", "https://10.215.223.25:8443").toString();</ns0:t>
       </ns0:r>
     </ns0:p>
     <ns0:p>
@@ -14106,7 +14106,7 @@
           <ns0:rFonts ns0:ascii="Courier New" ns0:hAnsi="Courier New" ns0:cs="Courier New"/>
           <ns0:sz ns0:val="17"/>
         </ns0:rPr>
-        <ns0:t xml:space="preserve">Release: 3</ns0:t>
+        <ns0:t xml:space="preserve">Release: 4</ns0:t>
       </ns0:r>
     </ns0:p>
     <ns0:p>
@@ -14576,6 +14576,18 @@
           <ns0:b/>
         </ns0:rPr>
         <ns0:t xml:space="preserve">2.2. Проверка</ns0:t>
+      </ns0:r>
+    </ns0:p>
+    <ns0:p>
+      <ns0:pPr>
+        <ns0:spacing ns0:after="120"/>
+      </ns0:pPr>
+      <ns0:r>
+        <ns0:rPr>
+          <ns0:rFonts ns0:ascii="Times New Roman" ns0:hAnsi="Times New Roman" ns0:cs="Times New Roman"/>
+          <ns0:sz ns0:val="28"/>
+        </ns0:rPr>
+        <ns0:t xml:space="preserve">26 октября 2026 после смены сети сертификат перевыпущен с SAN 10.215.223.25 и 192.168.2.8 с сохранением прежних адресов. Обновлённый клиент 1.0.0-4 установлен, адрес заменён на https://10.215.223.25:8443. Проверки health с телефона по Wi-Fi и USB и нативные HTTPS/SQLite-тесты прошли без отключения TLS-проверки. БД и JWT-ключ сохранены. Журнал: docs/tls-validation.txt.</ns0:t>
       </ns0:r>
     </ns0:p>
     <ns0:p>
